--- a/Rapid Cortex Internal Docs/Archive/RapidCortex_Role_Access_Matrix_v2.docx
+++ b/Rapid Cortex Internal Docs/Archive/RapidCortex_Role_Access_Matrix_v2.docx
@@ -15,7 +15,7 @@
           <w:sz w:val="36"/>
           <w:szCs w:val="36"/>
         </w:rPr>
-        <w:t xml:space="preserve">RAPID CORTEX</w:t>
+        <w:t xml:space="preserve">NEXCORT IQ</w:t>
       </w:r>
       <w:r>
         <w:rPr>
@@ -33799,7 +33799,7 @@
         <w:sz w:val="16"/>
         <w:szCs w:val="16"/>
       </w:rPr>
-      <w:t xml:space="preserve">Rapid Cortex Role Access Matrix v2.0 — Confidential Internal Document  |  Page </w:t>
+      <w:t xml:space="preserve">NexCort iQ Role Access Matrix v2.0 — Confidential Internal Document  |  Page </w:t>
     </w:r>
     <w:r>
       <w:rPr>
